--- a/output/公募基金行业拥挤度与集中度分析报告_2026Q3.docx
+++ b/output/公募基金行业拥挤度与集中度分析报告_2026Q3.docx
@@ -318,7 +318,7 @@
           <w:rFonts w:ascii="宋体" w:hAnsi="宋体" w:eastAsia="宋体"/>
           <w:sz w:val="21"/>
         </w:rPr>
-        <w:t>最拥挤的三个行业是 煤炭（88）、石油石化（85）、综合（83）；最冷门的是 美容护理（3）、食品饮料（22）、钢铁（22）。31 个行业中极度拥挤 3 个、拥挤 7 个、冷门 5 个。</w:t>
+        <w:t>最拥挤的三个行业是 煤炭（88）、石油石化（85）、银行（78）；CSI 最低的三个是 食品饮料（22）、非银金融（24）、计算机（26）。31 个行业中极度拥挤 2 个、拥挤 7 个、冷门 2 个；另有 5 个行业因持有基金数不足 150 只、或前十配置不足 0.5%，一律不评级，不计入上述任何一档。</w:t>
       </w:r>
     </w:p>
     <w:p>
@@ -1684,7 +1684,7 @@
                 <w:b w:val="0"/>
                 <w:sz w:val="17"/>
               </w:rPr>
-              <w:t>3</w:t>
+              <w:t>2</w:t>
             </w:r>
           </w:p>
         </w:tc>
@@ -1704,7 +1704,7 @@
                 <w:b w:val="0"/>
                 <w:sz w:val="17"/>
               </w:rPr>
-              <w:t>煤炭、石油石化、综合</w:t>
+              <w:t>煤炭、石油石化</w:t>
             </w:r>
           </w:p>
         </w:tc>
@@ -1811,7 +1811,7 @@
                 <w:b w:val="0"/>
                 <w:sz w:val="17"/>
               </w:rPr>
-              <w:t>7</w:t>
+              <w:t>6</w:t>
             </w:r>
           </w:p>
         </w:tc>
@@ -1831,7 +1831,7 @@
                 <w:b w:val="0"/>
                 <w:sz w:val="17"/>
               </w:rPr>
-              <w:t>基础化工、医药生物、轻工制造、汽车、环保、家用电器…</w:t>
+              <w:t>基础化工、医药生物、轻工制造、汽车、家用电器、纺织服饰</w:t>
             </w:r>
           </w:p>
         </w:tc>
@@ -1938,6 +1938,70 @@
                 <w:b w:val="0"/>
                 <w:sz w:val="17"/>
               </w:rPr>
+              <w:t>2</w:t>
+            </w:r>
+          </w:p>
+        </w:tc>
+        <w:tc>
+          <w:tcPr>
+            <w:tcW w:type="dxa" w:w="6803"/>
+          </w:tcPr>
+          <w:p>
+            <w:pPr>
+              <w:spacing w:before="20" w:after="20"/>
+              <w:jc w:val="center"/>
+            </w:pPr>
+            <w:r/>
+            <w:r>
+              <w:rPr>
+                <w:rFonts w:ascii="微软雅黑" w:hAnsi="微软雅黑" w:eastAsia="微软雅黑"/>
+                <w:b w:val="0"/>
+                <w:sz w:val="17"/>
+              </w:rPr>
+              <w:t>非银金融、食品饮料</w:t>
+            </w:r>
+          </w:p>
+        </w:tc>
+      </w:tr>
+      <w:tr>
+        <w:tc>
+          <w:tcPr>
+            <w:tcW w:type="dxa" w:w="1701"/>
+            <w:shd w:val="clear" w:fill="F7F9FB"/>
+          </w:tcPr>
+          <w:p>
+            <w:pPr>
+              <w:spacing w:before="20" w:after="20"/>
+              <w:jc w:val="center"/>
+            </w:pPr>
+            <w:r/>
+            <w:r>
+              <w:rPr>
+                <w:rFonts w:ascii="微软雅黑" w:hAnsi="微软雅黑" w:eastAsia="微软雅黑"/>
+                <w:b w:val="0"/>
+                <w:sz w:val="17"/>
+              </w:rPr>
+              <w:t>小样本</w:t>
+            </w:r>
+          </w:p>
+        </w:tc>
+        <w:tc>
+          <w:tcPr>
+            <w:tcW w:type="dxa" w:w="1247"/>
+            <w:shd w:val="clear" w:fill="F7F9FB"/>
+          </w:tcPr>
+          <w:p>
+            <w:pPr>
+              <w:spacing w:before="20" w:after="20"/>
+              <w:jc w:val="center"/>
+            </w:pPr>
+            <w:r/>
+            <w:r>
+              <w:rPr>
+                <w:rFonts w:ascii="微软雅黑" w:hAnsi="微软雅黑" w:eastAsia="微软雅黑"/>
+                <w:b w:val="0"/>
+                <w:sz w:val="17"/>
+              </w:rPr>
               <w:t>5</w:t>
             </w:r>
           </w:p>
@@ -1945,6 +2009,7 @@
         <w:tc>
           <w:tcPr>
             <w:tcW w:type="dxa" w:w="6803"/>
+            <w:shd w:val="clear" w:fill="F7F9FB"/>
           </w:tcPr>
           <w:p>
             <w:pPr>
@@ -1958,7 +2023,7 @@
                 <w:b w:val="0"/>
                 <w:sz w:val="17"/>
               </w:rPr>
-              <w:t>社会服务、非银金融、钢铁、食品饮料、美容护理</w:t>
+              <w:t>综合、环保、社会服务、钢铁、美容护理</w:t>
             </w:r>
           </w:p>
         </w:tc>
@@ -1975,7 +2040,7 @@
           <w:color w:val="1F2D3D"/>
           <w:sz w:val="21"/>
         </w:rPr>
-        <w:t>最拥挤的是 煤炭（CSI 88）、石油石化（CSI 85）、综合（CSI 83）。其中煤炭、石油石化的价格分位都在 90 以上，属于「机构重仓 + 价格在历史高位」；综合虽然 CSI 高，但全市场只有几十只基金持有、前十配置不足 0.5%，属于小样本，分位噪音大，本报告在明细表中以「†」标注。</w:t>
+        <w:t>最拥挤的是 煤炭（CSI 88）、石油石化（CSI 85）、银行（CSI 78）。其中煤炭、石油石化的价格分位都在 90 以上，属于「机构重仓 + 价格在历史高位」，是本报告认定的真拥挤。</w:t>
       </w:r>
     </w:p>
     <w:p>
@@ -1989,7 +2054,21 @@
           <w:color w:val="1F2D3D"/>
           <w:sz w:val="21"/>
         </w:rPr>
-        <w:t>最冷门的是 美容护理（CSI 3）、食品饮料（CSI 22）、钢铁（CSI 22）。冷门不等于机会：它只说明当前没有资金关注，需要等「加仓占比回升 + 净额转正」两个信号同时出现，才构成关注理由。</w:t>
+        <w:t>需要单独说明：综合、环保、社会服务、钢铁、美容护理 这 5 个行业本报告一律「不评级」。以 综合 为例，它的 CSI 算出来是 83 分，按三分位本来会判为「极度拥挤」，但全市场只有 58 只样本基金把它放进前十大，前十配置合计仅 0.12%。三个分位都是在这个极小样本上排出来的——几十只基金里少数几只调仓，就能把资金分位推到 80 以上；指数从低位反弹一段，就能把价格分位推到 90 以上。而这个行业对整个组合的影响不足 0.2pp，即使仓位清零，对净值的影响也小于一个正常行业 1pp 的调仓。因此它不进入拥挤排名、不给买卖动作，在图表中一律以灰色「小样本」显示。</w:t>
+      </w:r>
+    </w:p>
+    <w:p>
+      <w:pPr>
+        <w:spacing w:after="80" w:line="372" w:lineRule="auto"/>
+        <w:ind w:firstLine="420"/>
+      </w:pPr>
+      <w:r>
+        <w:rPr>
+          <w:rFonts w:ascii="宋体" w:hAnsi="宋体" w:eastAsia="宋体"/>
+          <w:color w:val="1F2D3D"/>
+          <w:sz w:val="21"/>
+        </w:rPr>
+        <w:t>CSI 最低的三个行业是 食品饮料（CSI 22）、非银金融（CSI 24）、计算机（CSI 26）。注意「冷门」与「小样本」不是一回事：冷门是持有基金数足够多、但配置与资金都在低位；小样本是持有人本来就少，不评级。冷门不等于机会——它只说明当前没有资金关注，需要等「加仓占比回升 + 净额转正」两个信号同时出现，才构成关注理由。</w:t>
       </w:r>
     </w:p>
     <w:p>
@@ -2017,7 +2096,7 @@
           <w:color w:val="1F2D3D"/>
           <w:sz w:val="21"/>
         </w:rPr>
-        <w:t>全市场持有基金数少于 150 只、或前十配置低于 0.5% 的行业标记为「小样本」。这类行业的分位与 CSI 参考价值有限：几十只基金的调仓就足以把分位推到极值，但对整个组合的影响微乎其微。本期小样本行业为：综合、环保、社会服务、钢铁、美容护理。</w:t>
+        <w:t>判定规则（事前固定）：全市场持有基金数少于 150 只、或前十配置低于 0.5%，即标记为「小样本」，等级记为「小样本」而不是任何拥挤档位。理由有两条：① 分位是排序统计量，样本越小，少数观测越容易把它推到极值；② CSI 三个分量里，价格分位与资金分位都不看绝对配置，一个只占组合 0.1% 的行业也能拿到 90 分，但它对净值没有影响。本期小样本行业为：综合、环保、社会服务、钢铁、美容护理。这些行业的 CSI 数值仍保留在附录，仅供了解其自身位置的极端程度，不构成拥挤判断。</w:t>
       </w:r>
     </w:p>
     <w:p>
@@ -12203,7 +12282,7 @@
                 <w:b w:val="0"/>
                 <w:sz w:val="14"/>
               </w:rPr>
-              <w:t>极度拥挤</w:t>
+              <w:t>小样本</w:t>
             </w:r>
           </w:p>
         </w:tc>
@@ -15179,7 +15258,7 @@
                 <w:b w:val="0"/>
                 <w:sz w:val="14"/>
               </w:rPr>
-              <w:t>中性</w:t>
+              <w:t>小样本</w:t>
             </w:r>
           </w:p>
         </w:tc>
@@ -18155,7 +18234,7 @@
                 <w:b w:val="0"/>
                 <w:sz w:val="14"/>
               </w:rPr>
-              <w:t>冷门</w:t>
+              <w:t>小样本</w:t>
             </w:r>
           </w:p>
         </w:tc>
@@ -18651,7 +18730,7 @@
                 <w:b w:val="0"/>
                 <w:sz w:val="14"/>
               </w:rPr>
-              <w:t>冷门</w:t>
+              <w:t>小样本</w:t>
             </w:r>
           </w:p>
         </w:tc>
@@ -19147,7 +19226,7 @@
                 <w:b w:val="0"/>
                 <w:sz w:val="14"/>
               </w:rPr>
-              <w:t>冷门</w:t>
+              <w:t>小样本</w:t>
             </w:r>
           </w:p>
         </w:tc>

--- a/output/公募基金行业拥挤度与集中度分析报告_2026Q3.docx
+++ b/output/公募基金行业拥挤度与集中度分析报告_2026Q3.docx
@@ -403,6 +403,20 @@
           <w:sz w:val="21"/>
         </w:rPr>
         <w:t>样本为 2026Q3 有完整持仓披露的主动权益基金 4,270 只。指数基金、ETF 联接的持仓是复制标的，债券与 QDII 不投 A 股，均不计入——否则被动资金会被误读成「机构观点」。单行业占前十大超过 80% 的主题基金也已剔除，其变动反映主题申赎而非行业判断。</w:t>
+      </w:r>
+    </w:p>
+    <w:p>
+      <w:pPr>
+        <w:spacing w:after="80" w:line="372" w:lineRule="auto"/>
+        <w:ind w:firstLine="420"/>
+      </w:pPr>
+      <w:r>
+        <w:rPr>
+          <w:rFonts w:ascii="宋体" w:hAnsi="宋体" w:eastAsia="宋体"/>
+          <w:color w:val="1F2D3D"/>
+          <w:sz w:val="21"/>
+        </w:rPr>
+        <w:t>先说清披露制度，否则后面的口径会看起来互相矛盾：按《公开募集证券投资基金信息披露管理办法》，基金季报（Q1、Q3）只披露前十大重仓股；半年报（Q2）与年报（Q4）披露全部持仓。所以「前十大」不是只有半年报才有——季报本身就是前十大，半年报虽然给了全部持仓，我们同样只取最重的 10 只，四个季度的披露范围就对齐了，环比（Q2→Q3）与同比（Q3→去年Q3）都能算。这也是本报告「个股环比」成立的原因：不是把全持仓与季报混算，而是把全持仓截到前十大，与季报同口径。</w:t>
       </w:r>
     </w:p>
     <w:p>
@@ -7650,7 +7664,7 @@
           <w:color w:val="1F2D3D"/>
           <w:sz w:val="21"/>
         </w:rPr>
-        <w:t>环比与同比经常相反。本期最典型的是中际旭创：环比 −193 家（这一季在撤），同比 +650 家（这一年被大幅加进来）——浮盈盘刚开始离场，这类最需要警惕。相反，紫金矿业环比 +224、同比 −182，是「这一年被减、这一季又被买回」，属于逆势承接，方向尚未确认。</w:t>
+        <w:t>环比与同比经常相反，本期方向相反的有 677 只。最典型的是 中际旭创（通信）：环比 -193 家、同比 +650 家——这一季在撤、这一年被大幅加过，浮盈盘刚开始离场，这类最需要警惕。反过来，紫金矿业（有色金属）环比 +224、同比 -182，是「这一年被减、这一季又被买回」，方向尚未确认。</w:t>
       </w:r>
     </w:p>
     <w:p>
